--- a/samples/Northbeam Deals/Falcon/Memos/Project Falcon - IC memo DRAFT v0.3.docx
+++ b/samples/Northbeam Deals/Falcon/Memos/Project Falcon - IC memo DRAFT v0.3.docx
@@ -44,6 +44,8 @@
         <w:t>- Exit multiple: 11.0x FY30 EBITDA</w:t>
         <w:br/>
         <w:t>- Gross IRR: 21.6%; MOIC: 2.66x</w:t>
+        <w:br/>
+        <w:t>- Net debt at exit: $40.00M (the $72.00M unitranche less scheduled amortisation and the 50% excess cash sweep; see the Halyard Credit term sheet)</w:t>
         <w:br/>
         <w:t>This clears the fund's 20% gross IRR hurdle.</w:t>
       </w:r>
